--- a/the_holographic_anti_entropy_system_science_paper_v2.docx
+++ b/the_holographic_anti_entropy_system_science_paper_v2.docx
@@ -1835,135 +1835,7 @@
         </w:rPr>
       </w:pPr>
       <w:r>
-        <w:rPr>
-          <w:rFonts w:ascii="Segoe UI" w:eastAsia="宋体" w:hAnsi="Segoe UI" w:cs="Segoe UI"/>
-          <w:color w:val="0F1115"/>
-          <w:sz w:val="24"/>
-          <w:szCs w:val="24"/>
-          <w:lang w:eastAsia="zh-CN"/>
-        </w:rPr>
-        <w:lastRenderedPageBreak/>
-        <w:t>钱学森先生晚年大声疾呼创立</w:t>
-      </w:r>
-      <w:r>
-        <w:rPr>
-          <w:rFonts w:ascii="Segoe UI" w:eastAsia="宋体" w:hAnsi="Segoe UI" w:cs="Segoe UI"/>
-          <w:color w:val="0F1115"/>
-          <w:sz w:val="24"/>
-          <w:szCs w:val="24"/>
-          <w:lang w:eastAsia="zh-CN"/>
-        </w:rPr>
-        <w:t>“</w:t>
-      </w:r>
-      <w:r>
-        <w:rPr>
-          <w:rFonts w:ascii="Segoe UI" w:eastAsia="宋体" w:hAnsi="Segoe UI" w:cs="Segoe UI"/>
-          <w:color w:val="0F1115"/>
-          <w:sz w:val="24"/>
-          <w:szCs w:val="24"/>
-          <w:lang w:eastAsia="zh-CN"/>
-        </w:rPr>
-        <w:t>系统学</w:t>
-      </w:r>
-      <w:r>
-        <w:rPr>
-          <w:rFonts w:ascii="Segoe UI" w:eastAsia="宋体" w:hAnsi="Segoe UI" w:cs="Segoe UI"/>
-          <w:color w:val="0F1115"/>
-          <w:sz w:val="24"/>
-          <w:szCs w:val="24"/>
-          <w:lang w:eastAsia="zh-CN"/>
-        </w:rPr>
-        <w:t>”</w:t>
-      </w:r>
-      <w:r>
-        <w:rPr>
-          <w:rFonts w:ascii="Segoe UI" w:eastAsia="宋体" w:hAnsi="Segoe UI" w:cs="Segoe UI"/>
-          <w:color w:val="0F1115"/>
-          <w:sz w:val="24"/>
-          <w:szCs w:val="24"/>
-          <w:lang w:eastAsia="zh-CN"/>
-        </w:rPr>
-        <w:t>，并指出了</w:t>
-      </w:r>
-      <w:r>
-        <w:rPr>
-          <w:rFonts w:ascii="Segoe UI" w:eastAsia="宋体" w:hAnsi="Segoe UI" w:cs="Segoe UI"/>
-          <w:color w:val="0F1115"/>
-          <w:sz w:val="24"/>
-          <w:szCs w:val="24"/>
-          <w:lang w:eastAsia="zh-CN"/>
-        </w:rPr>
-        <w:t>“</w:t>
-      </w:r>
-      <w:r>
-        <w:rPr>
-          <w:rFonts w:ascii="Segoe UI" w:eastAsia="宋体" w:hAnsi="Segoe UI" w:cs="Segoe UI"/>
-          <w:color w:val="0F1115"/>
-          <w:sz w:val="24"/>
-          <w:szCs w:val="24"/>
-          <w:lang w:eastAsia="zh-CN"/>
-        </w:rPr>
-        <w:t>从定性到定量综合集成方法</w:t>
-      </w:r>
-      <w:r>
-        <w:rPr>
-          <w:rFonts w:ascii="Segoe UI" w:eastAsia="宋体" w:hAnsi="Segoe UI" w:cs="Segoe UI"/>
-          <w:color w:val="0F1115"/>
-          <w:sz w:val="24"/>
-          <w:szCs w:val="24"/>
-          <w:lang w:eastAsia="zh-CN"/>
-        </w:rPr>
-        <w:t>”</w:t>
-      </w:r>
-      <w:r>
-        <w:rPr>
-          <w:rFonts w:ascii="Segoe UI" w:eastAsia="宋体" w:hAnsi="Segoe UI" w:cs="Segoe UI"/>
-          <w:color w:val="0F1115"/>
-          <w:sz w:val="24"/>
-          <w:szCs w:val="24"/>
-          <w:lang w:eastAsia="zh-CN"/>
-        </w:rPr>
-        <w:t>这一降服复杂性的唯一通道。但由于缺乏中层代数算符与微观可计算状态机的衔接，系统科学在半个世纪里长期悬空于</w:t>
-      </w:r>
-      <w:r>
-        <w:rPr>
-          <w:rFonts w:ascii="Segoe UI" w:eastAsia="宋体" w:hAnsi="Segoe UI" w:cs="Segoe UI"/>
-          <w:color w:val="0F1115"/>
-          <w:sz w:val="24"/>
-          <w:szCs w:val="24"/>
-          <w:lang w:eastAsia="zh-CN"/>
-        </w:rPr>
-        <w:t>“</w:t>
-      </w:r>
-      <w:r>
-        <w:rPr>
-          <w:rFonts w:ascii="Segoe UI" w:eastAsia="宋体" w:hAnsi="Segoe UI" w:cs="Segoe UI"/>
-          <w:color w:val="0F1115"/>
-          <w:sz w:val="24"/>
-          <w:szCs w:val="24"/>
-          <w:lang w:eastAsia="zh-CN"/>
-        </w:rPr>
-        <w:t>前科学</w:t>
-      </w:r>
-      <w:r>
-        <w:rPr>
-          <w:rFonts w:ascii="Segoe UI" w:eastAsia="宋体" w:hAnsi="Segoe UI" w:cs="Segoe UI"/>
-          <w:color w:val="0F1115"/>
-          <w:sz w:val="24"/>
-          <w:szCs w:val="24"/>
-          <w:lang w:eastAsia="zh-CN"/>
-        </w:rPr>
-        <w:t>”</w:t>
-      </w:r>
-      <w:r>
-        <w:rPr>
-          <w:rFonts w:ascii="Segoe UI" w:eastAsia="宋体" w:hAnsi="Segoe UI" w:cs="Segoe UI"/>
-          <w:color w:val="0F1115"/>
-          <w:sz w:val="24"/>
-          <w:szCs w:val="24"/>
-          <w:lang w:eastAsia="zh-CN"/>
-        </w:rPr>
-        <w:t>的哲学思辨阶段。</w:t>
+        <w:t>钱学森先生晚年大声疾呼创立“系统学”，并指出了“从定性到定量综合集成方法”这一降服复杂性的唯一通道。然而，由于缺乏中层代数算符与微观可计算状态机的衔接，系统科学在半个世纪里长期停留在“定性描述与事后解释”的被动范式中。全息抗熵理论的根本性创新，在于首次将系统科学本身“系统化”，重构为一台可运行、自演化的“结构化引擎”。该引擎以“节点（Node）、拓扑关系（Topology）、相互作用（Transition）”为核心代数基底，打通了从“目的论”到“进化论”的物理控制闭环，完成了系统科学从“描述性哲学”向“可计算科学”的范式跃迁。本文从以下四条公理出发，首次完成了对钱老学说四大核心支柱——综合集成、人机协同、总设计部、研讨厅——的严密形式化证明。</w:t>
       </w:r>
     </w:p>
     <w:p>
